--- a/документы/Grammar Dialogue Quest – руководство пользователя.docx
+++ b/документы/Grammar Dialogue Quest – руководство пользователя.docx
@@ -674,7 +674,7 @@
           <w:rFonts w:ascii="Times New Roman" w:hAnsi="Times New Roman"/>
           <w:sz w:val="24"/>
         </w:rPr>
-        <w:t>В папке 4-Приложение/Windows комплекта лежит установщик GrammarDialogueQuest-Setup-3.0.1.exe. Он устанавливает программу на компьютер и ставит ярлык на рабочий стол.</w:t>
+        <w:t>В папке 4-Приложение/Windows комплекта лежит установщик GrammarDialogueQuest-Setup-3.0.2.exe. Он устанавливает программу на компьютер и ставит ярлык на рабочий стол.</w:t>
       </w:r>
     </w:p>
     <w:p>
